--- a/模型會員制方案問題與扣款問題.docx
+++ b/模型會員制方案問題與扣款問題.docx
@@ -210,7 +210,7 @@
           <w:p>
             <w:pPr>
               <w:rPr>
-                <w:rFonts w:ascii="Times New Roman" w:eastAsia="標楷體" w:hAnsi="Times New Roman" w:cs="Times New Roman" w:hint="eastAsia"/>
+                <w:rFonts w:ascii="Times New Roman" w:eastAsia="標楷體" w:hAnsi="Times New Roman" w:cs="Times New Roman"/>
                 <w:b/>
                 <w:sz w:val="21"/>
                 <w:szCs w:val="21"/>
@@ -234,7 +234,7 @@
           <w:p>
             <w:pPr>
               <w:rPr>
-                <w:rFonts w:ascii="Times New Roman" w:eastAsia="標楷體" w:hAnsi="Times New Roman" w:cs="Times New Roman" w:hint="eastAsia"/>
+                <w:rFonts w:ascii="Times New Roman" w:eastAsia="標楷體" w:hAnsi="Times New Roman" w:cs="Times New Roman"/>
                 <w:b/>
                 <w:sz w:val="21"/>
                 <w:szCs w:val="21"/>
@@ -258,7 +258,7 @@
           <w:p>
             <w:pPr>
               <w:rPr>
-                <w:rFonts w:ascii="Times New Roman" w:eastAsia="標楷體" w:hAnsi="Times New Roman" w:cs="Times New Roman" w:hint="eastAsia"/>
+                <w:rFonts w:ascii="Times New Roman" w:eastAsia="標楷體" w:hAnsi="Times New Roman" w:cs="Times New Roman"/>
                 <w:b/>
                 <w:sz w:val="21"/>
                 <w:szCs w:val="21"/>
@@ -282,7 +282,7 @@
           <w:p>
             <w:pPr>
               <w:rPr>
-                <w:rFonts w:ascii="Times New Roman" w:eastAsia="標楷體" w:hAnsi="Times New Roman" w:cs="Times New Roman" w:hint="eastAsia"/>
+                <w:rFonts w:ascii="Times New Roman" w:eastAsia="標楷體" w:hAnsi="Times New Roman" w:cs="Times New Roman"/>
                 <w:b/>
                 <w:sz w:val="21"/>
                 <w:szCs w:val="21"/>
@@ -308,7 +308,7 @@
           <w:p>
             <w:pPr>
               <w:rPr>
-                <w:rFonts w:ascii="Times New Roman" w:eastAsia="標楷體" w:hAnsi="Times New Roman" w:cs="Times New Roman" w:hint="eastAsia"/>
+                <w:rFonts w:ascii="Times New Roman" w:eastAsia="標楷體" w:hAnsi="Times New Roman" w:cs="Times New Roman"/>
                 <w:sz w:val="21"/>
                 <w:szCs w:val="21"/>
               </w:rPr>
@@ -330,7 +330,7 @@
           <w:p>
             <w:pPr>
               <w:rPr>
-                <w:rFonts w:ascii="Times New Roman" w:eastAsia="標楷體" w:hAnsi="Times New Roman" w:cs="Times New Roman" w:hint="eastAsia"/>
+                <w:rFonts w:ascii="Times New Roman" w:eastAsia="標楷體" w:hAnsi="Times New Roman" w:cs="Times New Roman"/>
                 <w:sz w:val="21"/>
                 <w:szCs w:val="21"/>
               </w:rPr>
@@ -352,7 +352,7 @@
           <w:p>
             <w:pPr>
               <w:rPr>
-                <w:rFonts w:ascii="Times New Roman" w:eastAsia="標楷體" w:hAnsi="Times New Roman" w:cs="Times New Roman" w:hint="eastAsia"/>
+                <w:rFonts w:ascii="Times New Roman" w:eastAsia="標楷體" w:hAnsi="Times New Roman" w:cs="Times New Roman"/>
                 <w:sz w:val="21"/>
                 <w:szCs w:val="21"/>
               </w:rPr>
@@ -374,7 +374,7 @@
           <w:p>
             <w:pPr>
               <w:rPr>
-                <w:rFonts w:ascii="Times New Roman" w:eastAsia="標楷體" w:hAnsi="Times New Roman" w:cs="Times New Roman" w:hint="eastAsia"/>
+                <w:rFonts w:ascii="Times New Roman" w:eastAsia="標楷體" w:hAnsi="Times New Roman" w:cs="Times New Roman"/>
                 <w:sz w:val="21"/>
                 <w:szCs w:val="21"/>
               </w:rPr>
@@ -398,7 +398,7 @@
           <w:p>
             <w:pPr>
               <w:rPr>
-                <w:rFonts w:ascii="Times New Roman" w:eastAsia="標楷體" w:hAnsi="Times New Roman" w:cs="Times New Roman" w:hint="eastAsia"/>
+                <w:rFonts w:ascii="Times New Roman" w:eastAsia="標楷體" w:hAnsi="Times New Roman" w:cs="Times New Roman"/>
                 <w:sz w:val="21"/>
                 <w:szCs w:val="21"/>
               </w:rPr>
@@ -420,7 +420,7 @@
           <w:p>
             <w:pPr>
               <w:rPr>
-                <w:rFonts w:ascii="Times New Roman" w:eastAsia="標楷體" w:hAnsi="Times New Roman" w:cs="Times New Roman" w:hint="eastAsia"/>
+                <w:rFonts w:ascii="Times New Roman" w:eastAsia="標楷體" w:hAnsi="Times New Roman" w:cs="Times New Roman"/>
                 <w:sz w:val="21"/>
                 <w:szCs w:val="21"/>
               </w:rPr>
@@ -458,7 +458,7 @@
           <w:p>
             <w:pPr>
               <w:rPr>
-                <w:rFonts w:ascii="Times New Roman" w:eastAsia="標楷體" w:hAnsi="Times New Roman" w:cs="Times New Roman" w:hint="eastAsia"/>
+                <w:rFonts w:ascii="Times New Roman" w:eastAsia="標楷體" w:hAnsi="Times New Roman" w:cs="Times New Roman"/>
                 <w:sz w:val="21"/>
                 <w:szCs w:val="21"/>
               </w:rPr>
@@ -480,7 +480,7 @@
           <w:p>
             <w:pPr>
               <w:rPr>
-                <w:rFonts w:ascii="Times New Roman" w:eastAsia="標楷體" w:hAnsi="Times New Roman" w:cs="Times New Roman" w:hint="eastAsia"/>
+                <w:rFonts w:ascii="Times New Roman" w:eastAsia="標楷體" w:hAnsi="Times New Roman" w:cs="Times New Roman"/>
                 <w:sz w:val="21"/>
                 <w:szCs w:val="21"/>
               </w:rPr>
@@ -504,7 +504,7 @@
           <w:p>
             <w:pPr>
               <w:rPr>
-                <w:rFonts w:ascii="Times New Roman" w:eastAsia="標楷體" w:hAnsi="Times New Roman" w:cs="Times New Roman" w:hint="eastAsia"/>
+                <w:rFonts w:ascii="Times New Roman" w:eastAsia="標楷體" w:hAnsi="Times New Roman" w:cs="Times New Roman"/>
                 <w:sz w:val="21"/>
                 <w:szCs w:val="21"/>
               </w:rPr>
@@ -526,7 +526,7 @@
           <w:p>
             <w:pPr>
               <w:rPr>
-                <w:rFonts w:ascii="Times New Roman" w:eastAsia="標楷體" w:hAnsi="Times New Roman" w:cs="Times New Roman" w:hint="eastAsia"/>
+                <w:rFonts w:ascii="Times New Roman" w:eastAsia="標楷體" w:hAnsi="Times New Roman" w:cs="Times New Roman"/>
                 <w:sz w:val="21"/>
                 <w:szCs w:val="21"/>
               </w:rPr>
@@ -564,7 +564,7 @@
           <w:p>
             <w:pPr>
               <w:rPr>
-                <w:rFonts w:ascii="Times New Roman" w:eastAsia="標楷體" w:hAnsi="Times New Roman" w:cs="Times New Roman" w:hint="eastAsia"/>
+                <w:rFonts w:ascii="Times New Roman" w:eastAsia="標楷體" w:hAnsi="Times New Roman" w:cs="Times New Roman"/>
                 <w:sz w:val="21"/>
                 <w:szCs w:val="21"/>
               </w:rPr>
@@ -586,7 +586,7 @@
           <w:p>
             <w:pPr>
               <w:rPr>
-                <w:rFonts w:ascii="Times New Roman" w:eastAsia="標楷體" w:hAnsi="Times New Roman" w:cs="Times New Roman" w:hint="eastAsia"/>
+                <w:rFonts w:ascii="Times New Roman" w:eastAsia="標楷體" w:hAnsi="Times New Roman" w:cs="Times New Roman"/>
                 <w:sz w:val="21"/>
                 <w:szCs w:val="21"/>
               </w:rPr>
@@ -934,7 +934,7 @@
           <w:p>
             <w:pPr>
               <w:rPr>
-                <w:rFonts w:ascii="Times New Roman" w:eastAsia="標楷體" w:hAnsi="Times New Roman" w:cs="Times New Roman" w:hint="eastAsia"/>
+                <w:rFonts w:ascii="Times New Roman" w:eastAsia="標楷體" w:hAnsi="Times New Roman" w:cs="Times New Roman"/>
                 <w:b/>
                 <w:sz w:val="21"/>
                 <w:szCs w:val="21"/>
@@ -958,7 +958,7 @@
           <w:p>
             <w:pPr>
               <w:rPr>
-                <w:rFonts w:ascii="Times New Roman" w:eastAsia="標楷體" w:hAnsi="Times New Roman" w:cs="Times New Roman" w:hint="eastAsia"/>
+                <w:rFonts w:ascii="Times New Roman" w:eastAsia="標楷體" w:hAnsi="Times New Roman" w:cs="Times New Roman"/>
                 <w:b/>
                 <w:sz w:val="21"/>
                 <w:szCs w:val="21"/>
@@ -982,7 +982,7 @@
           <w:p>
             <w:pPr>
               <w:rPr>
-                <w:rFonts w:ascii="Times New Roman" w:eastAsia="標楷體" w:hAnsi="Times New Roman" w:cs="Times New Roman" w:hint="eastAsia"/>
+                <w:rFonts w:ascii="Times New Roman" w:eastAsia="標楷體" w:hAnsi="Times New Roman" w:cs="Times New Roman"/>
                 <w:b/>
                 <w:sz w:val="21"/>
                 <w:szCs w:val="21"/>
@@ -1008,7 +1008,7 @@
           <w:p>
             <w:pPr>
               <w:rPr>
-                <w:rFonts w:ascii="Times New Roman" w:eastAsia="標楷體" w:hAnsi="Times New Roman" w:cs="Times New Roman" w:hint="eastAsia"/>
+                <w:rFonts w:ascii="Times New Roman" w:eastAsia="標楷體" w:hAnsi="Times New Roman" w:cs="Times New Roman"/>
                 <w:sz w:val="21"/>
                 <w:szCs w:val="21"/>
               </w:rPr>
@@ -1030,7 +1030,7 @@
           <w:p>
             <w:pPr>
               <w:rPr>
-                <w:rFonts w:ascii="Times New Roman" w:eastAsia="標楷體" w:hAnsi="Times New Roman" w:cs="Times New Roman" w:hint="eastAsia"/>
+                <w:rFonts w:ascii="Times New Roman" w:eastAsia="標楷體" w:hAnsi="Times New Roman" w:cs="Times New Roman"/>
                 <w:sz w:val="21"/>
                 <w:szCs w:val="21"/>
               </w:rPr>
@@ -1052,7 +1052,7 @@
           <w:p>
             <w:pPr>
               <w:rPr>
-                <w:rFonts w:ascii="Times New Roman" w:eastAsia="標楷體" w:hAnsi="Times New Roman" w:cs="Times New Roman" w:hint="eastAsia"/>
+                <w:rFonts w:ascii="Times New Roman" w:eastAsia="標楷體" w:hAnsi="Times New Roman" w:cs="Times New Roman"/>
                 <w:sz w:val="21"/>
                 <w:szCs w:val="21"/>
               </w:rPr>
@@ -1076,7 +1076,7 @@
           <w:p>
             <w:pPr>
               <w:rPr>
-                <w:rFonts w:ascii="Times New Roman" w:eastAsia="標楷體" w:hAnsi="Times New Roman" w:cs="Times New Roman" w:hint="eastAsia"/>
+                <w:rFonts w:ascii="Times New Roman" w:eastAsia="標楷體" w:hAnsi="Times New Roman" w:cs="Times New Roman"/>
                 <w:sz w:val="21"/>
                 <w:szCs w:val="21"/>
               </w:rPr>
@@ -1098,7 +1098,7 @@
           <w:p>
             <w:pPr>
               <w:rPr>
-                <w:rFonts w:ascii="Times New Roman" w:eastAsia="標楷體" w:hAnsi="Times New Roman" w:cs="Times New Roman" w:hint="eastAsia"/>
+                <w:rFonts w:ascii="Times New Roman" w:eastAsia="標楷體" w:hAnsi="Times New Roman" w:cs="Times New Roman"/>
                 <w:sz w:val="21"/>
                 <w:szCs w:val="21"/>
               </w:rPr>
@@ -1120,7 +1120,7 @@
           <w:p>
             <w:pPr>
               <w:rPr>
-                <w:rFonts w:ascii="Times New Roman" w:eastAsia="標楷體" w:hAnsi="Times New Roman" w:cs="Times New Roman" w:hint="eastAsia"/>
+                <w:rFonts w:ascii="Times New Roman" w:eastAsia="標楷體" w:hAnsi="Times New Roman" w:cs="Times New Roman"/>
                 <w:sz w:val="21"/>
                 <w:szCs w:val="21"/>
               </w:rPr>
@@ -1144,7 +1144,7 @@
           <w:p>
             <w:pPr>
               <w:rPr>
-                <w:rFonts w:ascii="Times New Roman" w:eastAsia="標楷體" w:hAnsi="Times New Roman" w:cs="Times New Roman" w:hint="eastAsia"/>
+                <w:rFonts w:ascii="Times New Roman" w:eastAsia="標楷體" w:hAnsi="Times New Roman" w:cs="Times New Roman"/>
                 <w:sz w:val="21"/>
                 <w:szCs w:val="21"/>
               </w:rPr>
@@ -1166,7 +1166,7 @@
           <w:p>
             <w:pPr>
               <w:rPr>
-                <w:rFonts w:ascii="Times New Roman" w:eastAsia="標楷體" w:hAnsi="Times New Roman" w:cs="Times New Roman" w:hint="eastAsia"/>
+                <w:rFonts w:ascii="Times New Roman" w:eastAsia="標楷體" w:hAnsi="Times New Roman" w:cs="Times New Roman"/>
                 <w:sz w:val="21"/>
                 <w:szCs w:val="21"/>
               </w:rPr>
@@ -1188,7 +1188,7 @@
           <w:p>
             <w:pPr>
               <w:rPr>
-                <w:rFonts w:ascii="Times New Roman" w:eastAsia="標楷體" w:hAnsi="Times New Roman" w:cs="Times New Roman" w:hint="eastAsia"/>
+                <w:rFonts w:ascii="Times New Roman" w:eastAsia="標楷體" w:hAnsi="Times New Roman" w:cs="Times New Roman"/>
                 <w:sz w:val="21"/>
                 <w:szCs w:val="21"/>
               </w:rPr>
@@ -1212,7 +1212,7 @@
           <w:p>
             <w:pPr>
               <w:rPr>
-                <w:rFonts w:ascii="Times New Roman" w:eastAsia="標楷體" w:hAnsi="Times New Roman" w:cs="Times New Roman" w:hint="eastAsia"/>
+                <w:rFonts w:ascii="Times New Roman" w:eastAsia="標楷體" w:hAnsi="Times New Roman" w:cs="Times New Roman"/>
                 <w:sz w:val="21"/>
                 <w:szCs w:val="21"/>
               </w:rPr>
@@ -1234,7 +1234,7 @@
           <w:p>
             <w:pPr>
               <w:rPr>
-                <w:rFonts w:ascii="Times New Roman" w:eastAsia="標楷體" w:hAnsi="Times New Roman" w:cs="Times New Roman" w:hint="eastAsia"/>
+                <w:rFonts w:ascii="Times New Roman" w:eastAsia="標楷體" w:hAnsi="Times New Roman" w:cs="Times New Roman"/>
                 <w:sz w:val="21"/>
                 <w:szCs w:val="21"/>
               </w:rPr>
@@ -1256,7 +1256,7 @@
           <w:p>
             <w:pPr>
               <w:rPr>
-                <w:rFonts w:ascii="Times New Roman" w:eastAsia="標楷體" w:hAnsi="Times New Roman" w:cs="Times New Roman" w:hint="eastAsia"/>
+                <w:rFonts w:ascii="Times New Roman" w:eastAsia="標楷體" w:hAnsi="Times New Roman" w:cs="Times New Roman"/>
                 <w:sz w:val="21"/>
                 <w:szCs w:val="21"/>
               </w:rPr>
@@ -1280,7 +1280,7 @@
           <w:p>
             <w:pPr>
               <w:rPr>
-                <w:rFonts w:ascii="Times New Roman" w:eastAsia="標楷體" w:hAnsi="Times New Roman" w:cs="Times New Roman" w:hint="eastAsia"/>
+                <w:rFonts w:ascii="Times New Roman" w:eastAsia="標楷體" w:hAnsi="Times New Roman" w:cs="Times New Roman"/>
                 <w:sz w:val="21"/>
                 <w:szCs w:val="21"/>
               </w:rPr>
@@ -1302,7 +1302,7 @@
           <w:p>
             <w:pPr>
               <w:rPr>
-                <w:rFonts w:ascii="Times New Roman" w:eastAsia="標楷體" w:hAnsi="Times New Roman" w:cs="Times New Roman" w:hint="eastAsia"/>
+                <w:rFonts w:ascii="Times New Roman" w:eastAsia="標楷體" w:hAnsi="Times New Roman" w:cs="Times New Roman"/>
                 <w:sz w:val="21"/>
                 <w:szCs w:val="21"/>
               </w:rPr>
@@ -1324,7 +1324,7 @@
           <w:p>
             <w:pPr>
               <w:rPr>
-                <w:rFonts w:ascii="Times New Roman" w:eastAsia="標楷體" w:hAnsi="Times New Roman" w:cs="Times New Roman" w:hint="eastAsia"/>
+                <w:rFonts w:ascii="Times New Roman" w:eastAsia="標楷體" w:hAnsi="Times New Roman" w:cs="Times New Roman"/>
                 <w:sz w:val="21"/>
                 <w:szCs w:val="21"/>
               </w:rPr>
@@ -1348,7 +1348,7 @@
           <w:p>
             <w:pPr>
               <w:rPr>
-                <w:rFonts w:ascii="Times New Roman" w:eastAsia="標楷體" w:hAnsi="Times New Roman" w:cs="Times New Roman" w:hint="eastAsia"/>
+                <w:rFonts w:ascii="Times New Roman" w:eastAsia="標楷體" w:hAnsi="Times New Roman" w:cs="Times New Roman"/>
                 <w:sz w:val="21"/>
                 <w:szCs w:val="21"/>
               </w:rPr>
@@ -1370,7 +1370,7 @@
           <w:p>
             <w:pPr>
               <w:rPr>
-                <w:rFonts w:ascii="Times New Roman" w:eastAsia="標楷體" w:hAnsi="Times New Roman" w:cs="Times New Roman" w:hint="eastAsia"/>
+                <w:rFonts w:ascii="Times New Roman" w:eastAsia="標楷體" w:hAnsi="Times New Roman" w:cs="Times New Roman"/>
                 <w:sz w:val="21"/>
                 <w:szCs w:val="21"/>
               </w:rPr>
@@ -1392,7 +1392,7 @@
           <w:p>
             <w:pPr>
               <w:rPr>
-                <w:rFonts w:ascii="Times New Roman" w:eastAsia="標楷體" w:hAnsi="Times New Roman" w:cs="Times New Roman" w:hint="eastAsia"/>
+                <w:rFonts w:ascii="Times New Roman" w:eastAsia="標楷體" w:hAnsi="Times New Roman" w:cs="Times New Roman"/>
                 <w:sz w:val="21"/>
                 <w:szCs w:val="21"/>
               </w:rPr>
@@ -1416,7 +1416,7 @@
           <w:p>
             <w:pPr>
               <w:rPr>
-                <w:rFonts w:ascii="Times New Roman" w:eastAsia="標楷體" w:hAnsi="Times New Roman" w:cs="Times New Roman" w:hint="eastAsia"/>
+                <w:rFonts w:ascii="Times New Roman" w:eastAsia="標楷體" w:hAnsi="Times New Roman" w:cs="Times New Roman"/>
                 <w:sz w:val="21"/>
                 <w:szCs w:val="21"/>
               </w:rPr>
@@ -1438,7 +1438,7 @@
           <w:p>
             <w:pPr>
               <w:rPr>
-                <w:rFonts w:ascii="Times New Roman" w:eastAsia="標楷體" w:hAnsi="Times New Roman" w:cs="Times New Roman" w:hint="eastAsia"/>
+                <w:rFonts w:ascii="Times New Roman" w:eastAsia="標楷體" w:hAnsi="Times New Roman" w:cs="Times New Roman"/>
                 <w:sz w:val="21"/>
                 <w:szCs w:val="21"/>
               </w:rPr>
@@ -1476,7 +1476,7 @@
           <w:p>
             <w:pPr>
               <w:rPr>
-                <w:rFonts w:ascii="Times New Roman" w:eastAsia="標楷體" w:hAnsi="Times New Roman" w:cs="Times New Roman" w:hint="eastAsia"/>
+                <w:rFonts w:ascii="Times New Roman" w:eastAsia="標楷體" w:hAnsi="Times New Roman" w:cs="Times New Roman"/>
                 <w:sz w:val="21"/>
                 <w:szCs w:val="21"/>
               </w:rPr>
@@ -1861,7 +1861,7 @@
       <w:pPr>
         <w:ind w:firstLineChars="200" w:firstLine="420"/>
         <w:rPr>
-          <w:rFonts w:ascii="Times New Roman" w:eastAsia="標楷體" w:hAnsi="Times New Roman" w:cs="Times New Roman" w:hint="eastAsia"/>
+          <w:rFonts w:ascii="Times New Roman" w:eastAsia="標楷體" w:hAnsi="Times New Roman" w:cs="Times New Roman"/>
           <w:sz w:val="21"/>
         </w:rPr>
       </w:pPr>
@@ -1875,12 +1875,329 @@
     </w:p>
     <w:p>
       <w:pPr>
-        <w:rPr>
-          <w:rFonts w:ascii="Times New Roman" w:eastAsia="標楷體" w:hAnsi="Times New Roman" w:cs="Times New Roman" w:hint="eastAsia"/>
-          <w:sz w:val="21"/>
-          <w:szCs w:val="21"/>
-        </w:rPr>
-      </w:pPr>
+        <w:pStyle w:val="Heading1"/>
+        <w:rPr>
+          <w:rFonts w:ascii="Times New Roman" w:eastAsia="標楷體" w:hAnsi="Times New Roman" w:cs="Times New Roman"/>
+          <w:sz w:val="30"/>
+        </w:rPr>
+      </w:pPr>
+      <w:r>
+        <w:rPr>
+          <w:rFonts w:ascii="Times New Roman" w:eastAsia="標楷體" w:hAnsi="Times New Roman" w:cs="Times New Roman" w:hint="eastAsia"/>
+          <w:sz w:val="30"/>
+        </w:rPr>
+        <w:t>八、</w:t>
+      </w:r>
+      <w:r>
+        <w:rPr>
+          <w:rFonts w:ascii="Times New Roman" w:eastAsia="標楷體" w:hAnsi="Times New Roman" w:cs="Times New Roman" w:hint="eastAsia"/>
+          <w:sz w:val="30"/>
+        </w:rPr>
+        <w:t>中國大陸的</w:t>
+      </w:r>
+      <w:r>
+        <w:rPr>
+          <w:rFonts w:ascii="Times New Roman" w:eastAsia="標楷體" w:hAnsi="Times New Roman" w:cs="Times New Roman" w:hint="eastAsia"/>
+          <w:sz w:val="30"/>
+        </w:rPr>
+        <w:t>帳戶判定</w:t>
+      </w:r>
+    </w:p>
+    <w:p>
+      <w:pPr>
+        <w:ind w:firstLineChars="200" w:firstLine="420"/>
+        <w:rPr>
+          <w:rFonts w:ascii="Times New Roman" w:hAnsi="Times New Roman" w:cs="Times New Roman" w:hint="eastAsia"/>
+          <w:sz w:val="21"/>
+        </w:rPr>
+      </w:pPr>
+      <w:r>
+        <w:rPr>
+          <w:rFonts w:ascii="Times New Roman" w:eastAsia="標楷體" w:hAnsi="Times New Roman" w:cs="Times New Roman"/>
+          <w:sz w:val="21"/>
+        </w:rPr>
+        <w:tab/>
+      </w:r>
+      <w:r>
+        <w:rPr>
+          <w:rFonts w:ascii="Times New Roman" w:eastAsia="標楷體" w:hAnsi="Times New Roman" w:cs="Times New Roman" w:hint="eastAsia"/>
+          <w:sz w:val="21"/>
+        </w:rPr>
+        <w:t>根據</w:t>
+      </w:r>
+      <w:r>
+        <w:rPr>
+          <w:rFonts w:ascii="Times New Roman" w:eastAsia="標楷體" w:hAnsi="Times New Roman" w:cs="Times New Roman"/>
+          <w:sz w:val="21"/>
+        </w:rPr>
+        <w:t>Anthropic</w:t>
+      </w:r>
+      <w:r>
+        <w:rPr>
+          <w:rFonts w:ascii="Times New Roman" w:eastAsia="標楷體" w:hAnsi="Times New Roman" w:cs="Times New Roman" w:hint="eastAsia"/>
+          <w:sz w:val="21"/>
+        </w:rPr>
+        <w:t>團隊</w:t>
+      </w:r>
+      <w:r>
+        <w:rPr>
+          <w:rFonts w:ascii="Times New Roman" w:eastAsia="標楷體" w:hAnsi="Times New Roman" w:cs="Times New Roman" w:hint="eastAsia"/>
+          <w:sz w:val="21"/>
+        </w:rPr>
+        <w:t>將</w:t>
+      </w:r>
+      <w:r>
+        <w:rPr>
+          <w:rFonts w:ascii="Times New Roman" w:eastAsia="標楷體" w:hAnsi="Times New Roman" w:cs="Times New Roman" w:hint="eastAsia"/>
+          <w:sz w:val="21"/>
+        </w:rPr>
+        <w:t>Claude</w:t>
+      </w:r>
+      <w:r>
+        <w:rPr>
+          <w:rFonts w:ascii="Times New Roman" w:eastAsia="標楷體" w:hAnsi="Times New Roman" w:cs="Times New Roman" w:hint="eastAsia"/>
+          <w:sz w:val="21"/>
+        </w:rPr>
+        <w:t>模型</w:t>
+      </w:r>
+      <w:r>
+        <w:rPr>
+          <w:rFonts w:ascii="Times New Roman" w:eastAsia="標楷體" w:hAnsi="Times New Roman" w:cs="Times New Roman" w:hint="eastAsia"/>
+          <w:sz w:val="21"/>
+        </w:rPr>
+        <w:t>訓練到偵測到中國大陸地區用戶進行帳戶封禁，因此我們同樣向</w:t>
+      </w:r>
+      <w:r>
+        <w:rPr>
+          <w:rFonts w:ascii="Times New Roman" w:eastAsia="標楷體" w:hAnsi="Times New Roman" w:cs="Times New Roman"/>
+          <w:sz w:val="21"/>
+        </w:rPr>
+        <w:t>Anthropic</w:t>
+      </w:r>
+      <w:r>
+        <w:rPr>
+          <w:rFonts w:ascii="Times New Roman" w:eastAsia="標楷體" w:hAnsi="Times New Roman" w:cs="Times New Roman" w:hint="eastAsia"/>
+          <w:sz w:val="21"/>
+        </w:rPr>
+        <w:t>同步看齊</w:t>
+      </w:r>
+      <w:r>
+        <w:rPr>
+          <w:rFonts w:ascii="Times New Roman" w:eastAsia="標楷體" w:hAnsi="Times New Roman" w:cs="Times New Roman" w:hint="eastAsia"/>
+          <w:sz w:val="21"/>
+        </w:rPr>
+        <w:t>一併</w:t>
+      </w:r>
+      <w:r>
+        <w:rPr>
+          <w:rFonts w:ascii="Times New Roman" w:eastAsia="標楷體" w:hAnsi="Times New Roman" w:cs="Times New Roman" w:hint="eastAsia"/>
+          <w:sz w:val="21"/>
+        </w:rPr>
+        <w:t>強制封禁中國大陸地區帳戶，以避免發生中國大陸</w:t>
+      </w:r>
+      <w:r>
+        <w:rPr>
+          <w:rFonts w:ascii="Times New Roman" w:eastAsia="標楷體" w:hAnsi="Times New Roman" w:cs="Times New Roman" w:hint="eastAsia"/>
+          <w:sz w:val="21"/>
+        </w:rPr>
+        <w:t>帳戶</w:t>
+      </w:r>
+      <w:r>
+        <w:rPr>
+          <w:rFonts w:ascii="Times New Roman" w:eastAsia="標楷體" w:hAnsi="Times New Roman" w:cs="Times New Roman" w:hint="eastAsia"/>
+          <w:sz w:val="21"/>
+        </w:rPr>
+        <w:t>學習與模型</w:t>
+      </w:r>
+      <w:r>
+        <w:rPr>
+          <w:rFonts w:ascii="Times New Roman" w:eastAsia="標楷體" w:hAnsi="Times New Roman" w:cs="Times New Roman" w:hint="eastAsia"/>
+          <w:sz w:val="21"/>
+        </w:rPr>
+        <w:t>蒸</w:t>
+      </w:r>
+      <w:r>
+        <w:rPr>
+          <w:rFonts w:ascii="Times New Roman" w:eastAsia="標楷體" w:hAnsi="Times New Roman" w:cs="Times New Roman" w:hint="eastAsia"/>
+          <w:sz w:val="21"/>
+        </w:rPr>
+        <w:t>餾</w:t>
+      </w:r>
+      <w:r>
+        <w:rPr>
+          <w:rFonts w:ascii="Times New Roman" w:eastAsia="標楷體" w:hAnsi="Times New Roman" w:cs="Times New Roman" w:hint="eastAsia"/>
+          <w:sz w:val="21"/>
+        </w:rPr>
+        <w:t>的問題出現，</w:t>
+      </w:r>
+      <w:r>
+        <w:rPr>
+          <w:rFonts w:ascii="Times New Roman" w:eastAsia="標楷體" w:hAnsi="Times New Roman" w:cs="Times New Roman" w:hint="eastAsia"/>
+          <w:sz w:val="21"/>
+        </w:rPr>
+        <w:t>(</w:t>
+      </w:r>
+      <w:r>
+        <w:rPr>
+          <w:rFonts w:ascii="Times New Roman" w:eastAsia="標楷體" w:hAnsi="Times New Roman" w:cs="Times New Roman" w:hint="eastAsia"/>
+          <w:sz w:val="21"/>
+        </w:rPr>
+        <w:t>造成所謂的</w:t>
+      </w:r>
+      <w:r>
+        <w:rPr>
+          <w:rFonts w:ascii="Times New Roman" w:eastAsia="標楷體" w:hAnsi="Times New Roman" w:cs="Times New Roman" w:hint="eastAsia"/>
+          <w:sz w:val="21"/>
+        </w:rPr>
+        <w:t>盜用的問題</w:t>
+      </w:r>
+      <w:r>
+        <w:rPr>
+          <w:rFonts w:ascii="Times New Roman" w:eastAsia="標楷體" w:hAnsi="Times New Roman" w:cs="Times New Roman" w:hint="eastAsia"/>
+          <w:sz w:val="21"/>
+        </w:rPr>
+        <w:t>)</w:t>
+      </w:r>
+      <w:r>
+        <w:rPr>
+          <w:rFonts w:ascii="Times New Roman" w:eastAsia="標楷體" w:hAnsi="Times New Roman" w:cs="Times New Roman" w:hint="eastAsia"/>
+          <w:sz w:val="21"/>
+        </w:rPr>
+        <w:t>，判定方式同樣採用中國大陸時區</w:t>
+      </w:r>
+      <w:r>
+        <w:rPr>
+          <w:rFonts w:ascii="Times New Roman" w:eastAsia="標楷體" w:hAnsi="Times New Roman" w:cs="Times New Roman" w:hint="eastAsia"/>
+          <w:sz w:val="21"/>
+        </w:rPr>
+        <w:t>(</w:t>
+      </w:r>
+      <w:r>
+        <w:rPr>
+          <w:rFonts w:ascii="Times New Roman" w:eastAsia="標楷體" w:hAnsi="Times New Roman" w:cs="Times New Roman" w:hint="eastAsia"/>
+          <w:sz w:val="21"/>
+        </w:rPr>
+        <w:t>北京時區</w:t>
+      </w:r>
+      <w:r>
+        <w:rPr>
+          <w:rFonts w:ascii="Times New Roman" w:eastAsia="標楷體" w:hAnsi="Times New Roman" w:cs="Times New Roman" w:hint="eastAsia"/>
+          <w:sz w:val="21"/>
+        </w:rPr>
+        <w:t>)</w:t>
+      </w:r>
+      <w:r>
+        <w:rPr>
+          <w:rFonts w:ascii="Times New Roman" w:eastAsia="標楷體" w:hAnsi="Times New Roman" w:cs="Times New Roman" w:hint="eastAsia"/>
+          <w:sz w:val="21"/>
+        </w:rPr>
+        <w:t>、逗號</w:t>
+      </w:r>
+      <w:r>
+        <w:rPr>
+          <w:rFonts w:ascii="Times New Roman" w:eastAsia="標楷體" w:hAnsi="Times New Roman" w:cs="Times New Roman" w:hint="eastAsia"/>
+          <w:sz w:val="21"/>
+        </w:rPr>
+        <w:t>(</w:t>
+      </w:r>
+      <w:r>
+        <w:rPr>
+          <w:rFonts w:ascii="Times New Roman" w:eastAsia="標楷體" w:hAnsi="Times New Roman" w:cs="Times New Roman"/>
+          <w:sz w:val="21"/>
+        </w:rPr>
+        <w:t>u</w:t>
+      </w:r>
+      <w:r>
+        <w:rPr>
+          <w:rFonts w:ascii="Times New Roman" w:eastAsia="標楷體" w:hAnsi="Times New Roman" w:cs="Times New Roman" w:hint="eastAsia"/>
+          <w:sz w:val="21"/>
+        </w:rPr>
+        <w:t>nicode: \</w:t>
+      </w:r>
+      <w:r>
+        <w:rPr>
+          <w:rFonts w:ascii="Times New Roman" w:eastAsia="標楷體" w:hAnsi="Times New Roman" w:cs="Times New Roman"/>
+          <w:sz w:val="21"/>
+        </w:rPr>
+        <w:t>uff0c</w:t>
+      </w:r>
+      <w:r>
+        <w:rPr>
+          <w:rFonts w:ascii="Times New Roman" w:eastAsia="標楷體" w:hAnsi="Times New Roman" w:cs="Times New Roman" w:hint="eastAsia"/>
+          <w:sz w:val="21"/>
+        </w:rPr>
+        <w:t>)</w:t>
+      </w:r>
+      <w:r>
+        <w:rPr>
+          <w:rFonts w:ascii="Times New Roman" w:eastAsia="標楷體" w:hAnsi="Times New Roman" w:cs="Times New Roman" w:hint="eastAsia"/>
+          <w:sz w:val="21"/>
+        </w:rPr>
+        <w:t>以及說話內容</w:t>
+      </w:r>
+      <w:r>
+        <w:rPr>
+          <w:rFonts w:ascii="Times New Roman" w:eastAsia="標楷體" w:hAnsi="Times New Roman" w:cs="Times New Roman" w:hint="eastAsia"/>
+          <w:sz w:val="21"/>
+        </w:rPr>
+        <w:t>(</w:t>
+      </w:r>
+      <w:r>
+        <w:rPr>
+          <w:rFonts w:ascii="Times New Roman" w:eastAsia="標楷體" w:hAnsi="Times New Roman" w:cs="Times New Roman" w:hint="eastAsia"/>
+          <w:sz w:val="21"/>
+        </w:rPr>
+        <w:t>如</w:t>
+      </w:r>
+      <w:r>
+        <w:rPr>
+          <w:rFonts w:ascii="Times New Roman" w:eastAsia="標楷體" w:hAnsi="Times New Roman" w:cs="Times New Roman" w:hint="eastAsia"/>
+          <w:sz w:val="21"/>
+        </w:rPr>
+        <w:t xml:space="preserve">: </w:t>
+      </w:r>
+      <w:r>
+        <w:rPr>
+          <w:rFonts w:asciiTheme="minorEastAsia" w:hAnsiTheme="minorEastAsia" w:cs="Times New Roman" w:hint="eastAsia"/>
+          <w:sz w:val="21"/>
+        </w:rPr>
+        <w:t>"</w:t>
+      </w:r>
+      <w:r>
+        <w:rPr>
+          <w:rFonts w:ascii="Times New Roman" w:eastAsia="DengXian" w:hAnsi="Times New Roman" w:cs="Times New Roman" w:hint="eastAsia"/>
+          <w:sz w:val="21"/>
+        </w:rPr>
+        <w:t>那咋了？</w:t>
+      </w:r>
+      <w:r>
+        <w:rPr>
+          <w:rFonts w:asciiTheme="minorEastAsia" w:hAnsiTheme="minorEastAsia" w:cs="Times New Roman" w:hint="eastAsia"/>
+          <w:sz w:val="21"/>
+        </w:rPr>
+        <w:t>"、"</w:t>
+      </w:r>
+      <w:r>
+        <w:rPr>
+          <w:rFonts w:ascii="Times New Roman" w:eastAsia="DengXian" w:hAnsi="Times New Roman" w:cs="Times New Roman" w:hint="eastAsia"/>
+          <w:sz w:val="21"/>
+        </w:rPr>
+        <w:t>如何呢？又能怎？</w:t>
+      </w:r>
+      <w:r>
+        <w:rPr>
+          <w:rFonts w:ascii="Times New Roman" w:hAnsi="Times New Roman" w:cs="Times New Roman" w:hint="eastAsia"/>
+          <w:sz w:val="21"/>
+        </w:rPr>
+        <w:t>"</w:t>
+      </w:r>
+      <w:r>
+        <w:rPr>
+          <w:rFonts w:ascii="Times New Roman" w:hAnsi="Times New Roman" w:cs="Times New Roman" w:hint="eastAsia"/>
+          <w:sz w:val="21"/>
+        </w:rPr>
+        <w:t>)</w:t>
+      </w:r>
     </w:p>
     <w:sectPr>
       <w:pgSz w:w="11906" w:h="16838"/>
